--- a/cs10/cs/6_Algorithms.docx
+++ b/cs10/cs/6_Algorithms.docx
@@ -48,9 +48,15 @@
       </w:r>
       <w:r>
         <w:tab/>
-        <w:t xml:space="preserve">a) Run this </w:t>
-      </w:r>
-      <w:hyperlink r:id="rId4">
+        <w:t>a) Run th</w:t>
+      </w:r>
+      <w:r>
+        <w:t>e</w:t>
+      </w:r>
+      <w:r>
+        <w:t xml:space="preserve"> </w:t>
+      </w:r>
+      <w:hyperlink r:id="rId6" w:anchor="cs_new/ct1/algo">
         <w:r>
           <w:rPr>
             <w:color w:val="1155CC"/>
@@ -60,7 +66,13 @@
         </w:r>
       </w:hyperlink>
       <w:r>
-        <w:t xml:space="preserve"> with yourself as the “computer.” Use the tables provided below to record the algorithm’s output and to keep track of the working memory. Run the algorithm twice with different input: 75 the first time and 360 the second time.</w:t>
+        <w:t xml:space="preserve"> </w:t>
+      </w:r>
+      <w:r>
+        <w:t xml:space="preserve">for the lesson notes </w:t>
+      </w:r>
+      <w:r>
+        <w:t>with yourself as the “computer.” Use the tables provided below to record the algorithm’s output and to keep track of the working memory. Run the algorithm twice with different input: 75 the first time and 360 the second time.</w:t>
       </w:r>
     </w:p>
     <w:tbl>
@@ -1793,7 +1805,7 @@
     </w:p>
     <w:p/>
     <w:sectPr>
-      <w:footerReference w:type="first" r:id="rId5"/>
+      <w:footerReference w:type="first" r:id="rId7"/>
       <w:pgSz w:w="12240" w:h="15840"/>
       <w:pgMar w:top="1133" w:right="1133" w:bottom="1133" w:left="1133" w:header="0" w:footer="720" w:gutter="0"/>
       <w:pgNumType w:start="1"/>
@@ -1802,6 +1814,31 @@
     </w:sectPr>
   </w:body>
 </w:document>
+</file>
+
+<file path=word/endnotes.xml><?xml version="1.0" encoding="utf-8"?>
+<w:endnotes xmlns:wpc="http://schemas.microsoft.com/office/word/2010/wordprocessingCanvas" xmlns:cx="http://schemas.microsoft.com/office/drawing/2014/chartex" xmlns:cx1="http://schemas.microsoft.com/office/drawing/2015/9/8/chartex" xmlns:cx2="http://schemas.microsoft.com/office/drawing/2015/10/21/chartex" xmlns:cx3="http://schemas.microsoft.com/office/drawing/2016/5/9/chartex" xmlns:cx4="http://schemas.microsoft.com/office/drawing/2016/5/10/chartex" xmlns:cx5="http://schemas.microsoft.com/office/drawing/2016/5/11/chartex" xmlns:cx6="http://schemas.microsoft.com/office/drawing/2016/5/12/chartex" xmlns:cx7="http://schemas.microsoft.com/office/drawing/2016/5/13/chartex" xmlns:cx8="http://schemas.microsoft.com/office/drawing/2016/5/14/chartex" xmlns:mc="http://schemas.openxmlformats.org/markup-compatibility/2006" xmlns:aink="http://schemas.microsoft.com/office/drawing/2016/ink" xmlns:am3d="http://schemas.microsoft.com/office/drawing/2017/model3d" xmlns:o="urn:schemas-microsoft-com:office:office" xmlns:oel="http://schemas.microsoft.com/office/2019/extlst" xmlns:r="http://schemas.openxmlformats.org/officeDocument/2006/relationships" xmlns:m="http://schemas.openxmlformats.org/officeDocument/2006/math" xmlns:v="urn:schemas-microsoft-com:vml" xmlns:wp14="http://schemas.microsoft.com/office/word/2010/wordprocessingDrawing" xmlns:wp="http://schemas.openxmlformats.org/drawingml/2006/wordprocessingDrawing" xmlns:w10="urn:schemas-microsoft-com:office:word" xmlns:w="http://schemas.openxmlformats.org/wordprocessingml/2006/main" xmlns:w14="http://schemas.microsoft.com/office/word/2010/wordml" xmlns:w15="http://schemas.microsoft.com/office/word/2012/wordml" xmlns:w16cex="http://schemas.microsoft.com/office/word/2018/wordml/cex" xmlns:w16cid="http://schemas.microsoft.com/office/word/2016/wordml/cid" xmlns:w16="http://schemas.microsoft.com/office/word/2018/wordml" xmlns:w16du="http://schemas.microsoft.com/office/word/2023/wordml/word16du" xmlns:w16sdtdh="http://schemas.microsoft.com/office/word/2020/wordml/sdtdatahash" xmlns:w16sdtfl="http://schemas.microsoft.com/office/word/2024/wordml/sdtformatlock" xmlns:w16se="http://schemas.microsoft.com/office/word/2015/wordml/symex" xmlns:wpg="http://schemas.microsoft.com/office/word/2010/wordprocessingGroup" xmlns:wpi="http://schemas.microsoft.com/office/word/2010/wordprocessingInk" xmlns:wne="http://schemas.microsoft.com/office/word/2006/wordml" xmlns:wps="http://schemas.microsoft.com/office/word/2010/wordprocessingShape" mc:Ignorable="w14 w15 w16se w16cid w16 w16cex w16sdtdh w16sdtfl w16du wp14">
+  <w:endnote w:type="separator" w:id="-1">
+    <w:p>
+      <w:pPr>
+        <w:spacing w:before="0" w:after="0"/>
+      </w:pPr>
+      <w:r>
+        <w:separator/>
+      </w:r>
+    </w:p>
+  </w:endnote>
+  <w:endnote w:type="continuationSeparator" w:id="0">
+    <w:p>
+      <w:pPr>
+        <w:spacing w:before="0" w:after="0"/>
+      </w:pPr>
+      <w:r>
+        <w:continuationSeparator/>
+      </w:r>
+    </w:p>
+  </w:endnote>
+</w:endnotes>
 </file>
 
 <file path=word/footer1.xml><?xml version="1.0" encoding="utf-8"?>
@@ -1823,6 +1860,31 @@
     </w:r>
   </w:p>
 </w:ftr>
+</file>
+
+<file path=word/footnotes.xml><?xml version="1.0" encoding="utf-8"?>
+<w:footnotes xmlns:wpc="http://schemas.microsoft.com/office/word/2010/wordprocessingCanvas" xmlns:cx="http://schemas.microsoft.com/office/drawing/2014/chartex" xmlns:cx1="http://schemas.microsoft.com/office/drawing/2015/9/8/chartex" xmlns:cx2="http://schemas.microsoft.com/office/drawing/2015/10/21/chartex" xmlns:cx3="http://schemas.microsoft.com/office/drawing/2016/5/9/chartex" xmlns:cx4="http://schemas.microsoft.com/office/drawing/2016/5/10/chartex" xmlns:cx5="http://schemas.microsoft.com/office/drawing/2016/5/11/chartex" xmlns:cx6="http://schemas.microsoft.com/office/drawing/2016/5/12/chartex" xmlns:cx7="http://schemas.microsoft.com/office/drawing/2016/5/13/chartex" xmlns:cx8="http://schemas.microsoft.com/office/drawing/2016/5/14/chartex" xmlns:mc="http://schemas.openxmlformats.org/markup-compatibility/2006" xmlns:aink="http://schemas.microsoft.com/office/drawing/2016/ink" xmlns:am3d="http://schemas.microsoft.com/office/drawing/2017/model3d" xmlns:o="urn:schemas-microsoft-com:office:office" xmlns:oel="http://schemas.microsoft.com/office/2019/extlst" xmlns:r="http://schemas.openxmlformats.org/officeDocument/2006/relationships" xmlns:m="http://schemas.openxmlformats.org/officeDocument/2006/math" xmlns:v="urn:schemas-microsoft-com:vml" xmlns:wp14="http://schemas.microsoft.com/office/word/2010/wordprocessingDrawing" xmlns:wp="http://schemas.openxmlformats.org/drawingml/2006/wordprocessingDrawing" xmlns:w10="urn:schemas-microsoft-com:office:word" xmlns:w="http://schemas.openxmlformats.org/wordprocessingml/2006/main" xmlns:w14="http://schemas.microsoft.com/office/word/2010/wordml" xmlns:w15="http://schemas.microsoft.com/office/word/2012/wordml" xmlns:w16cex="http://schemas.microsoft.com/office/word/2018/wordml/cex" xmlns:w16cid="http://schemas.microsoft.com/office/word/2016/wordml/cid" xmlns:w16="http://schemas.microsoft.com/office/word/2018/wordml" xmlns:w16du="http://schemas.microsoft.com/office/word/2023/wordml/word16du" xmlns:w16sdtdh="http://schemas.microsoft.com/office/word/2020/wordml/sdtdatahash" xmlns:w16sdtfl="http://schemas.microsoft.com/office/word/2024/wordml/sdtformatlock" xmlns:w16se="http://schemas.microsoft.com/office/word/2015/wordml/symex" xmlns:wpg="http://schemas.microsoft.com/office/word/2010/wordprocessingGroup" xmlns:wpi="http://schemas.microsoft.com/office/word/2010/wordprocessingInk" xmlns:wne="http://schemas.microsoft.com/office/word/2006/wordml" xmlns:wps="http://schemas.microsoft.com/office/word/2010/wordprocessingShape" mc:Ignorable="w14 w15 w16se w16cid w16 w16cex w16sdtdh w16sdtfl w16du wp14">
+  <w:footnote w:type="separator" w:id="-1">
+    <w:p>
+      <w:pPr>
+        <w:spacing w:before="0" w:after="0"/>
+      </w:pPr>
+      <w:r>
+        <w:separator/>
+      </w:r>
+    </w:p>
+  </w:footnote>
+  <w:footnote w:type="continuationSeparator" w:id="0">
+    <w:p>
+      <w:pPr>
+        <w:spacing w:before="0" w:after="0"/>
+      </w:pPr>
+      <w:r>
+        <w:continuationSeparator/>
+      </w:r>
+    </w:p>
+  </w:footnote>
+</w:footnotes>
 </file>
 
 <file path=word/styles.xml><?xml version="1.0" encoding="utf-8"?>

--- a/cs10/cs/6_Algorithms.docx
+++ b/cs10/cs/6_Algorithms.docx
@@ -56,20 +56,31 @@
       <w:r>
         <w:t xml:space="preserve"> </w:t>
       </w:r>
-      <w:hyperlink r:id="rId6" w:anchor="cs_new/ct1/algo">
+      <w:r>
+        <w:t>flow chart example</w:t>
+      </w:r>
+      <w:r>
+        <w:t xml:space="preserve"> </w:t>
+      </w:r>
+      <w:r>
+        <w:t>fr</w:t>
+      </w:r>
+      <w:r>
+        <w:t>om</w:t>
+      </w:r>
+      <w:r>
+        <w:t xml:space="preserve"> the </w:t>
+      </w:r>
+      <w:hyperlink r:id="rId6" w:anchor="cs_new/ct1/algo" w:history="1">
         <w:r>
           <w:rPr>
-            <w:color w:val="1155CC"/>
-            <w:u w:val="single"/>
+            <w:rStyle w:val="Hyperlink"/>
           </w:rPr>
-          <w:t>flow chart example</w:t>
+          <w:t>lesson notes</w:t>
         </w:r>
       </w:hyperlink>
       <w:r>
         <w:t xml:space="preserve"> </w:t>
-      </w:r>
-      <w:r>
-        <w:t xml:space="preserve">for the lesson notes </w:t>
       </w:r>
       <w:r>
         <w:t>with yourself as the “computer.” Use the tables provided below to record the algorithm’s output and to keep track of the working memory. Run the algorithm twice with different input: 75 the first time and 360 the second time.</w:t>
@@ -2914,6 +2925,29 @@
       <w:lang w:val="en"/>
     </w:rPr>
   </w:style>
+  <w:style w:type="character" w:styleId="Hyperlink">
+    <w:name w:val="Hyperlink"/>
+    <w:basedOn w:val="DefaultParagraphFont"/>
+    <w:uiPriority w:val="99"/>
+    <w:unhideWhenUsed/>
+    <w:rsid w:val="00FA4F7A"/>
+    <w:rPr>
+      <w:color w:val="467886" w:themeColor="hyperlink"/>
+      <w:u w:val="single"/>
+    </w:rPr>
+  </w:style>
+  <w:style w:type="character" w:styleId="UnresolvedMention">
+    <w:name w:val="Unresolved Mention"/>
+    <w:basedOn w:val="DefaultParagraphFont"/>
+    <w:uiPriority w:val="99"/>
+    <w:semiHidden/>
+    <w:unhideWhenUsed/>
+    <w:rsid w:val="00FA4F7A"/>
+    <w:rPr>
+      <w:color w:val="605E5C"/>
+      <w:shd w:val="clear" w:color="auto" w:fill="E1DFDD"/>
+    </w:rPr>
+  </w:style>
 </w:styles>
 </file>
 
